--- a/example_articles/countries/England/3.countries_England_New_York_Times.docx
+++ b/example_articles/countries/England/3.countries_England_New_York_Times.docx
@@ -29,17 +29,17 @@
     </w:p>
     <w:p>
       <w:r>
-        <w:t>Source File: NYT/47.DOCX</w:t>
+        <w:t>Source file: NYT/47.DOCX</w:t>
       </w:r>
     </w:p>
     <w:p>
       <w:r>
-        <w:t>Raw locations result: ['England (Wales and Middlesex)']</w:t>
+        <w:t>Raw locations result, 'locations': ['England (Wales and Middlesex)']</w:t>
       </w:r>
     </w:p>
     <w:p>
       <w:r>
-        <w:t>countries_stand_flat (Standardized): England</w:t>
+        <w:t>Standardized locations result, 'countries_stand_flat': England</w:t>
       </w:r>
     </w:p>
     <w:p>

--- a/example_articles/countries/England/3.countries_England_New_York_Times.docx
+++ b/example_articles/countries/England/3.countries_England_New_York_Times.docx
@@ -7,9 +7,9 @@
         <w:pStyle w:val="Heading1"/>
       </w:pPr>
       <w:r>
-        <w:t>Books of The Times;</w:t>
+        <w:t>FILM;</w:t>
         <w:br/>
-        <w:t>Nixon's Battles and the Aftermaths</w:t>
+        <w:t>For His New Film, Hanif Kureishi Reaches for a 'Beautiful Laundrette'</w:t>
       </w:r>
     </w:p>
     <w:p>
@@ -19,22 +19,22 @@
     </w:p>
     <w:p>
       <w:r>
-        <w:t>Date: 1990-04-09</w:t>
+        <w:t>Date: 1992-08-02</w:t>
       </w:r>
     </w:p>
     <w:p>
       <w:r>
-        <w:t>Section: Section C; Page 16, Column 1; Cultural Desk; Review</w:t>
+        <w:t>Section: Section 2;; Section 2; Page 16; Column 3; Arts &amp; Leisure Desk; Column 3;; Biography</w:t>
       </w:r>
     </w:p>
     <w:p>
       <w:r>
-        <w:t>Source file: NYT/47.DOCX</w:t>
+        <w:t>Source file: NYT/52.DOCX</w:t>
       </w:r>
     </w:p>
     <w:p>
       <w:r>
-        <w:t>Raw locations result, 'locations': ['England (Wales and Middlesex)']</w:t>
+        <w:t>Raw locations result, 'locations': ['England', 'London']</w:t>
       </w:r>
     </w:p>
     <w:p>
@@ -51,39 +51,49 @@
     </w:p>
     <w:p>
       <w:r>
-        <w:t>In the Arena</w:t>
+        <w:t>In a large house in Notting Hill a stately white mansion that has obviously seen better days -- technicians bashed a hole in the living room, trying to attach a bike to the ceiling.</w:t>
         <w:br/>
-        <w:t>A Memoir of Victory, Defeat and Renewal</w:t>
+        <w:t>"I wrote this scene in a pub," said Hanif Kureishi gleefully, admiring the pandemonium from the comfort of a sofa. He was clearly enjoying the trouble he had caused. The prop was for a hallucination scene in "London Kills Me," Mr. Kureishi's third screenplay and his directorial debut. The film opens in New York on Friday.</w:t>
         <w:br/>
-        <w:t>By Richard M. Nixon</w:t>
+        <w:t>Half-English, half-Pakistani, Hanif Kureishi (pronounced Ha-NEEF Ku-REE-shee) is a playwright, screenwriter, novelist, essayist. He is also a provocateur who once described England as "an intolerant, racist, homophobic, narrow-minded, authoritarian rat hole."</w:t>
         <w:br/>
-        <w:t>Illustrated. 384 pages. Simon &amp; Schuster. $21.95.</w:t>
+        <w:t>Glamour, of a street-smart variety, surrounds Mr. Kureishi. He likes to affect the outlaw image: the fashionable ponytail, the black leather jacket, the beer in a bottle, not a glass.  Some in the film world call him the Spike Lee of England. Asked about the comparison, Mr. Kureishi shrugged. "We don't really have that much in common, except that he's a black man in a white society, and I'm a brown man in a white society, and we're both young."</w:t>
         <w:br/>
-        <w:t>''I personally find writing to be a major effort,'' President Richard M. Nixon confesses early in his new book, ''In the Arena: A Memoir of Victory, Defeat and Renewal.'' He reveals that in editing later drafts of the six books he has written since resigning as President in 1974, ''I would sometimes take a full day to craft a sentence to convey a precise thought or to formulate a memorable line.''</w:t>
+        <w:t>In America, Mr. Kureishi, who is 37 years old, is probably best known for having written "My Beautiful Laundrette," a film that seemed to come out of nowhere, a splattered cinematic canvas of Asian immigrant London circa mid-Thatcher. "Laundrette" was a long shot that came in first. Along with "Chariots of Fire," it is perhaps the most emblematic of all the films that Britain produced in the 80's. "Laundrette" is the flip side of the stiff-upper-lip "Chariots," showing the story of a homosexual relationship between a young Pakistani and a white Cockney who open a swank laundromat in a London slum.</w:t>
         <w:br/>
-        <w:t>One doubts that there are many such sentences in this new memoir. It must have taken some careful weighing of words for Mr. Nixon to explain why the so-called smoking-gun tape of June 23, 1972 - the one that ultimately forced him to resign the Presidency - did not actually reveal that ''the C.I.A. obstructed the F.B.I. from pursuing its criminal investigation of the Watergate break-in.''</w:t>
+        <w:t>"Laundrette" remains the standard for the dream product: a low-cost slice-of-life drama that found an audience all over the world. Made on a budget of $860,000, it grossed $5 million in the United States alone, which is big box office for an independent film. "Laundrette" also introduced two other talents to the American public: the director Stephen Frears, who went on to make "Dangerous Liaisons" and "The Grifters," and Daniel Day Lewis, who won the best-actor Academy Award for "My Left Foot."</w:t>
         <w:br/>
-        <w:t>Mr. Nixon writes that in his conversation with H. R. Haldeman, his White House chief of staff, ''I made the inexcusable error of following the recommendations from some members of my staff - some of whom, I later learned, had a personal stake in covering up the facts - and requesting that the C.I.A. intervene.'' But the Central Intelligence Agency ignored the request ''and refused to intervene with the F.B.I.,'' he writes, and when the director of the Federal Bureau of Investigation, L. Patrick Gray, ''complained to me in a telephone call . . . about attempts to suppress his investigation, I told him emphatically to go forward with it. . . .'' Therefore: ''No obstruction of justice took place as a result of the June 23 conversation.''</w:t>
+        <w:t>But neither of these big names is involved with "London Kills Me"; Mr. Kureishi was on his own. He gazed up at the ominous-looking hole. "What if the ceiling falls in?" he asked one of the technicians.</w:t>
         <w:br/>
-        <w:t>Got that straight now? Especially the part about Mr. Nixon's ordering Mr. Gray to ignore orders that were supposedly never carried out?</w:t>
+        <w:t>"I've got a dustpan and brush downstairs, Hanif."</w:t>
         <w:br/>
-        <w:t>And a certain amount of thought must have gone into Mr. Nixon's observation that ''My 'Fund' speech as a candidate for Vice President in 1952 and my 'Silent Majority' speech as President in 1969 had huge TV audiences and set records for changing public opinion that have never been broken.''</w:t>
+        <w:t>Mr. Kureishi smiled at the joke. Orson Welles once called film making the greatest toy-train set in the world, and Mr. Kureishi was obviously relishing his new toy. Some years ago, when he was asked if he had any aspirations to direct, he replied, "No, it's too bloody difficult, too much organization. All of those people you have to be nice to. It's a strain." But here he was, on the second day of a scheduled 38-day shoot, being nice to people, organized, dealing with the strain.</w:t>
         <w:br/>
-        <w:t>But as Mr. Nixon himself acknowledges, ''In the Arena'' was dictated rather than written, dictated while sitting in a favorite chair, which his wife, Pat, had given him and in which he had signed his resignation of the Presidency. Certainly the book doesn't read as if he had spent whole days on single sentences. It is a more relaxed book than any Mr. Nixon has written before. It is composed of no fewer than 40 chapters with titles like ''Struggle,'' ''Purpose,'' ''Temperance,'' ''Speaking,'' ''Philosophy,'' ''War'' and ''Peace.'' They read as if the author had unbuttoned his mind and set it free to gather wool.</w:t>
+        <w:t>The cast of unknowns were mostly in their early 20's, and they treated the quiet Mr. Kureishi as a hip, friendly teacher, or maybe an older brother. He doesn't look like a film director; short and compactly built, he has long black hair and gentle, soft black eyes. His face is angelic, but he is slow to smile and slower to laugh, often affecting the kind of puzzled expression and crooked grin one sees in pouting children and hurt dogs.</w:t>
         <w:br/>
-        <w:t>There are some advantages to this unbuttoning. As Mr. Nixon rambles on about his triumphs and defeats, one glimpses a figure in many emotional guises: rationalizing, deploring, bucking himself up, and fighting off the terrors of old age and the loss of power. There are moments when you feel for the man.</w:t>
+        <w:t>Not everything Mr. Kureishi has written, ranging from stage plays and screenplays to essays, stories and a novel, has been a striking success, but the title of his new film is certainly ironic in light of his own career. London hasn't killed Mr. Kureishi at all -- it has practically fallen at his feet. After the critical and commercial success of "Laundrette" (which earned him an Oscar nomination for best original screenplay), he was given an artistic blank check for his next film, "Sammy and Rosie Get Laid" (1987), which explored conservatism's collision with sexual liberation.</w:t>
         <w:br/>
-        <w:t>But there are also disadvantages to the book's informal structure. Letting his mind relax occasionally leads Mr. Nixon into his lamentable old habit of creating straw figures and then attacking them. Recalling his father, he accuses the psycho-historians of writing pejoratively about Frank Nixon's humble origins as a child of working-class Midwesterners and his vocation as an itinerant laborer and owner of a grocery store. These ''pseudo-biographers'' equate ''lower class'' with ''lack of class,'' he remarks, and then indignantly defends his father for his determination and devotion to his family. But it is difficult to recall any of Mr. Nixon's psycho-biographers, no matter how intellectually presumptuous, who ever suggested that there was something inherently flawed about Frank Nixon's background.</w:t>
+        <w:t>Although the movie was a commercial and critical failure, it further established Mr. Kureishi as a writer of vision. He has consistently challenged the Merchant Ivory-Masterpiece Theater view of England as a country of white people with good accents eating strawberries, playing cricket and going fox hunting. Mr. Kureishi's England is a land of immigrants, gays, punks, drug dealers and race riots. His novel, "The Buddha of Suburbia," depicts an England unsure of how to assimilate its immigrants -- and immigrants unsure whether they want to be assimilated. The book has been translated into 23 languages.</w:t>
         <w:br/>
-        <w:t>Elsewhere, Mr. Nixon implies that the experience of reading Bob Woodward and Carl Bernstein's ''Final Days'' was the proximate cause of his wife's suffering her stroke.</w:t>
+        <w:t>"London Kills Me," unlike Mr. Kureishi's other screenplays, doesn't feature race as an issue; the film is about a young white street urchin called Clint Eastwood who meets up with a gang of white drug dealers and moves into a squat, or house, with them in Notting Hill. Clint wants to go straight but needs a pair of shoes to get a job. "About two years ago, I met this guy in Notting Hill who didn't have a pair of shoes," Mr. Kureishi explained. "He'd stolen a pair from someone in his squat, but they'd found out, so he had to give them back. It seemed sort of funny and pathetic to me -- that all he needed was a pair of shoes."</w:t>
         <w:br/>
-        <w:t>And free-associating as he does prompts him to refer to episodes in his career that have not only been dealt with at length in his previous books, but that are also covered repeatedly in the present volume. The chapter called ''Tension'' actually produces a retelling of how the author got the idea of referring to his children's dog, Checkers, in his 1952 ''Fund'' speech, as if ''Six Crises'' and ''RN: The Memoirs of Richard Nixon'' hadn't covered that story exhaustively. The chapter ''Risks'' evokes accounts of his 1948 Congressional campaign, his involvement in the Alger Hiss case and his 1950 Senate contest against Helen Gahagan Douglas.</w:t>
+        <w:t>But the film is not about footware. "Drugs are high-risk capitalism," the director said, speaking the kind of lines he is apt to give his characters. "Ecstasy was the ultimate Thatcherite drug, because you could get blissed out on the weekend and still go to work Monday morning. Not like LSD. The kids around Portobello Road are into the 60's scene without the politics, just the culture. It's all about hedonism. The squatting scene is massive. So it was those two themes -- of young homelessness and drugs -- that came together in the film."</w:t>
         <w:br/>
-        <w:t>Repeatedly, he reminds us of his having known and exchanged friendly words with Churchill, de Gaulle, Adenauer, Truman and MacArthur. Repetitively, he boasts of the strategic brilliance of his withdrawal from politics for a six-month moratorium in 1967. And one loses track of the number of times he explains why he re-established contact with China in 1972.</w:t>
+        <w:t>The house the producers found is a former meditation center about to undergo complete renovation. "London Kills Me" turned it into a cinematic squat, with unintelligible graffiti spray-painted on the walls, mirrors smashed, the carpets trashed. Budgeted at $3 million, the production is clearly on the low end of the scale.</w:t>
         <w:br/>
-        <w:t>As for his vision of the future: vigilant anti-Communism is once again the order of the century, as he has emphasized in all seven of his previous books. There's barely a nod to the environment or the war on drugs. Don't let Mikhail S. Gorbachev fool you, as he wrote before in ''1999: Victory Without War'' (Simon &amp; Schuster). Mr. Gorbachev remains a Marxist-Leninist determined to defeat the West. Don't give up on China, as he said in several of his books. The United States needs to maintain contact with one-fifth of the world's population.</w:t>
+        <w:t>"People will probably say the film is arrogant," Mr. Kureishi said. What do critics say about him? "His eagerness to shock is almost endearing," wrote James Wolcott in Vanity Fair. "Kureishi is a bourgeois-basher afraid of being branded bourgeois."</w:t>
         <w:br/>
-        <w:t>In his closing chapter, ''Twilight,'' Mr. Nixon dwells wistfully on the great leaders he has known who remained fully in command of their abilities at a ripe old age. What was their secret? Churchill: ''It's power. It's power that keeps a man young.'' But Mr. Nixon would never want power again, he says. All he cares about now is the favorable judgment of history. This book seems calculated to help him win it. But what it mainly reveals is how much he misses power. Paramount Communicationsd(Simon &amp; Schuster)</w:t>
+        <w:t>Mr. Kureishi, whose novel won the Whitbread Prize for the best British fiction debut of 1990, has been praised by his friend Salman Rushdie, but, like Mr. Rushdie, he is not the most admired writer in the British Asian community. The loudest critics of "My Beautiful Laundrette" were Asians. In New York, members of the Pakistani Action Committee, angry about the film's depiction of their fellow nationals, picketed its release, waving placards with such slogans as " 'My Beautiful Laundrette' is the creation of a sick and perverted mind."</w:t>
+        <w:br/>
+        <w:t>Although Muslim characters are written about sympathetically in his novel, Mr. Kureishi said that he was brought up as an atheist. Born in 1954 to a working-class English mother and a middle-class Pakistani journalist, he grew up in the south London middle-class suburb of Bromley. "I was brought up really as an English child," he said. "My father was very Westernized -- he wasn't a practicing Muslim, for example, didn't believe in arranged marriages or practices that would have conflicted with what was around us. I wasn't influenced by Asian culture at all."</w:t>
+        <w:br/>
+        <w:t>There were few Asians in the Bromley area then. "It was a very worrying time," said Mr. Kureishi's father, Rafiushan, in an interview during the shooting of "London Kills Me." (Rafiushan Kureishi died last January.) "The English nature is to not say anything openly, but to keep it under. But people became outspoken about race -- they gave you a hassle when you went out." The senior Kureishi, perhaps his son's greatest champion, remembered the young Hanif as being "very difficult and extremely rude at times. He could be very arrogant."</w:t>
+        <w:br/>
+        <w:t>Having come of age in the late 60's, the director has put that era's anti-authoritarian sensibility into much of his work. The land squatters in "Sammy and Rosie" could be living in a 60's commune. Characters speak as if they're in a psychedelic Roger Corman film ("This stuff will chill you, man. Just tip it on your tongue . . . .") And the drug dealers in "London Kills Me" could have been Ken Kesey's Merry Pranksters hot off the bus.</w:t>
+        <w:br/>
+        <w:t>Of his new film, Mr. Kureishi said, "There'll be a lot of people who'll be expecting something which is much bigger and more complicated, I suppose, more ambitious."</w:t>
+        <w:br/>
+        <w:t>Faltering ambition has never been a problem with Mr. Kureishi. These days, however, following his father's death and a bout with back problems, he has decided to travel and take it easy for a while. Although he has no new projects planned, he has written a four-hour television adaptation of "The Buddha of Suburbia," which the BBC plans to film in September. This time, though, he is content to let someone else direct.</w:t>
         <w:br/>
         <w:br/>
         <w:t>Graphic</w:t>
@@ -91,7 +101,7 @@
         <w:br/>
         <w:t xml:space="preserve"> </w:t>
         <w:br/>
-        <w:t>Photo: Richard M. Nixon (Associated Press)</w:t>
+        <w:t>Photos: Emer McCourt, left, and Steven Mackintosh in "London Kills Me"--The themes of drugs and homeless young people come together. Hanif Kureishi during the filming of "London Kills Me." (Photographs by New Line Cinema)</w:t>
       </w:r>
     </w:p>
     <w:sectPr>

--- a/example_articles/countries/England/3.countries_England_New_York_Times.docx
+++ b/example_articles/countries/England/3.countries_England_New_York_Times.docx
@@ -7,9 +7,7 @@
         <w:pStyle w:val="Heading1"/>
       </w:pPr>
       <w:r>
-        <w:t>FILM;</w:t>
-        <w:br/>
-        <w:t>For His New Film, Hanif Kureishi Reaches for a 'Beautiful Laundrette'</w:t>
+        <w:t>BUTTERED TOAST AND BOSWELL'S COW</w:t>
       </w:r>
     </w:p>
     <w:p>
@@ -19,22 +17,22 @@
     </w:p>
     <w:p>
       <w:r>
-        <w:t>Date: 1992-08-02</w:t>
+        <w:t>Date: 1987-04-12</w:t>
       </w:r>
     </w:p>
     <w:p>
       <w:r>
-        <w:t>Section: Section 2;; Section 2; Page 16; Column 3; Arts &amp; Leisure Desk; Column 3;; Biography</w:t>
+        <w:t>Section: Section 7; Page 11, Column 1; Book Review Desk; Review</w:t>
       </w:r>
     </w:p>
     <w:p>
       <w:r>
-        <w:t>Source file: NYT/52.DOCX</w:t>
+        <w:t>Source file: NYT/49.DOCX</w:t>
       </w:r>
     </w:p>
     <w:p>
       <w:r>
-        <w:t>Raw locations result, 'locations': ['England', 'London']</w:t>
+        <w:t>Raw locations result, 'locations': ['England', 'NA']</w:t>
       </w:r>
     </w:p>
     <w:p>
@@ -51,57 +49,23 @@
     </w:p>
     <w:p>
       <w:r>
-        <w:t>In a large house in Notting Hill a stately white mansion that has obviously seen better days -- technicians bashed a hole in the living room, trying to attach a bike to the ceiling.</w:t>
+        <w:t>THE ENGLISH</w:t>
         <w:br/>
-        <w:t>"I wrote this scene in a pub," said Hanif Kureishi gleefully, admiring the pandemonium from the comfort of a sofa. He was clearly enjoying the trouble he had caused. The prop was for a hallucination scene in "London Kills Me," Mr. Kureishi's third screenplay and his directorial debut. The film opens in New York on Friday.</w:t>
+        <w:t>A Social History, 1066-1945. By Christopher Hibbert. Illustrated. 785 pp. New York: W. W. Norton &amp; Company. $32.95.</w:t>
         <w:br/>
-        <w:t>Half-English, half-Pakistani, Hanif Kureishi (pronounced Ha-NEEF Ku-REE-shee) is a playwright, screenwriter, novelist, essayist. He is also a provocateur who once described England as "an intolerant, racist, homophobic, narrow-minded, authoritarian rat hole."</w:t>
+        <w:t>AS is only to be expected from a book succinctly titled ''The English,'' Christopher Hibbert has written a chronicle of 879 years of national culture that is not in the least bit French. I mean his ''social history'' has none of the marks of the annaliste school of French historians associated with such names as Lucien Febvre, Philippe Aries and Fernand Braudel, with its emphasis on long-term social changes, its reliance on demography and its pan-European interest in underlying economic causality. A self-avowed popular historian, Mr. Hibbert is the author of 24 previous volumes of biography and history, ranging from ''The Battle of Arnhem'' to ''The Personal History of Samuel Johnson'' and ''The Rise and Fall of the House of Medici'' (the last so enchanting that, reading it during a stay in Florence, I could barely get myself out the door to look at the monuments Mr. Hibbert described).</w:t>
         <w:br/>
-        <w:t>Glamour, of a street-smart variety, surrounds Mr. Kureishi. He likes to affect the outlaw image: the fashionable ponytail, the black leather jacket, the beer in a bottle, not a glass.  Some in the film world call him the Spike Lee of England. Asked about the comparison, Mr. Kureishi shrugged. "We don't really have that much in common, except that he's a black man in a white society, and I'm a brown man in a white society, and we're both young."</w:t>
+        <w:t>In an author's note, Mr. Hibbert explains that analysis is not his intent and that he had originally intended to call his massive new book ''Scenes of English Life.'' It would have been well had he done so, for the reader would not then have expected the more rigorous methods promised by the subtitle, ''A Social History.'' In place of analysis here we find anecdotes. The emphasis is local, the facts are fascinating, the tone is often amusing. This is Mr. Hibbert's description of the often riotous behavior of 18th-century London theater crowds during performances: ''Another night, at Drury Lane, 'in a wild freak of youthful extravagance', Boswell 'entertained the audience prodigiously', so he flattered himself, 'by imitating the lowing of a cow'. 'I was so successful in this boyish frolic that the universal cry of the galleries was, ''Encore the cow! Encore the cow!''. In the pride of my heart I attempted imitations of some other animals, but with very inferior effect. My reverend friend [his companion, Dr Hugh Blair], anxious for my fame, with the air of utmost gravity and earnestness addressed me thus: ''My dear sir, I would confine myself to the cow.'' ' ''</w:t>
         <w:br/>
-        <w:t>In America, Mr. Kureishi, who is 37 years old, is probably best known for having written "My Beautiful Laundrette," a film that seemed to come out of nowhere, a splattered cinematic canvas of Asian immigrant London circa mid-Thatcher. "Laundrette" was a long shot that came in first. Along with "Chariots of Fire," it is perhaps the most emblematic of all the films that Britain produced in the 80's. "Laundrette" is the flip side of the stiff-upper-lip "Chariots," showing the story of a homosexual relationship between a young Pakistani and a white Cockney who open a swank laundromat in a London slum.</w:t>
+        <w:t>Like Boswell, Mr. Hibbert confines himself to the cow - the successful trick in this case being his unending flow of anecdotes about such things as murderous medieval town-gown relations, Elizabethan barbershop music (while they waited, clients played on specially provided instruments), changes in pub hours during World War I. By turns witty and disgusting, fascinating and funny, the anecdotes are, as his structural rubrics make clear, most often theatrical and literary. English history from its birth at the Battle of Hastings to the dawn of its decline at the end of World War II is divided into four major sections: ''The Middle Ages,'' ''The Ages of Shakespeare and Milton,'' ''From Defoe to Cobbett'' and ''From the Victorians to Modern Times.''</w:t>
         <w:br/>
-        <w:t>"Laundrette" remains the standard for the dream product: a low-cost slice-of-life drama that found an audience all over the world. Made on a budget of $860,000, it grossed $5 million in the United States alone, which is big box office for an independent film. "Laundrette" also introduced two other talents to the American public: the director Stephen Frears, who went on to make "Dangerous Liaisons" and "The Grifters," and Daniel Day Lewis, who won the best-actor Academy Award for "My Left Foot."</w:t>
+        <w:t>Defoe Mr. Hibbert calls ''the best authority for early eighteenth-century England that we have.'' As defensible as this proposition may be, it bespeaks an acceptance of Defoe's limitations as a source which could only be corrected by a demographic analysis based on patient raking through parish registers, a search for alternate nonliterary voices that might offer different testimony. Similarly, the sexual escapades recorded by Pepys and Boswell are the basis for the conclusion that ''there is no reason to suppose that the women [Boswell] and Pepys encountered were peculiarly accommodating. . . . Indeed, it seems, that most women in their day took pleasure in sex and were, like men, unselfconsciously intrigued by all its manifestations and quite ready to regard with indulgence the results of its illicit practice.'' While cultural attitudes toward sexuality in the 18th century did differ radically from the hypocritical prudishness of the well-meaning Victorian reformers Mr. Hibbert cites later, Pepys's and Boswell's sexual sketches can bear a very different class-based Continued on next page analysis than either they or Mr. Hibbert offer us.</w:t>
         <w:br/>
-        <w:t>But neither of these big names is involved with "London Kills Me"; Mr. Kureishi was on his own. He gazed up at the ominous-looking hole. "What if the ceiling falls in?" he asked one of the technicians.</w:t>
+        <w:t>''The English'' ought, by rights, to be insular in its focus, and in fact the Empire makes little appearance here except insofar as its economic force has a varying impact on the fortunes of Great Britain. The American colonies are mentioned merely in terms of the army conscription their rebellion required in 1779. The slave trade appears only in a couple of sentences telling us it was abolished in 1807. However, a few of the volume's many lush illustrations show black servants and minstrels, a constant refrain in working-class complaints is that they are treated like black slaves in America and the caption to one picture of early 18th-century Bristol notes that as many as 30,000 slaves left the port every year. (None of these items appear in the index under ''slaves,'' which cites only the temporary enslavement of vagabonds in Elizabethan England.) Given the often belletristic nature of the first three-quarters of the volume, it is hard to account for the remarkable change in tone from the descriptions of pre-industrial England to the statistically detailed horrors of the Victorian period when ''in 1847 paupers were put to bone-crushing: they were so ill fed that they fought each other for the putrid gristle from the horses' bones.'' The speed of narration - nine centuries in 700 pages - begins only in the Victorian era to operate like time-lapse photography; the landscape we have watched changing slowly now develops fissures in a flash, and a new, deeper abyss opens between the ruling elite and the masses of hideously suffering poor.</w:t>
         <w:br/>
-        <w:t>"I've got a dustpan and brush downstairs, Hanif."</w:t>
+        <w:t>For example, Mr. Hibbert juxtaposes the anecdotage of the anonymous ''My Secret Life'' (''You can always have a field girl. . . . Nobody cares'') with a commission report on children's employment that records the voice of a raped 13-year-old field girl. Here, since the Victorian reformers themselves supplied the documents, Mr. Hibbert is able to supply a corrective view. It would have been more difficult, but not impossible, for him to have supplied a similar perspective in the case of Boswell and Pepys.</w:t>
         <w:br/>
-        <w:t>Mr. Kureishi smiled at the joke. Orson Welles once called film making the greatest toy-train set in the world, and Mr. Kureishi was obviously relishing his new toy. Some years ago, when he was asked if he had any aspirations to direct, he replied, "No, it's too bloody difficult, too much organization. All of those people you have to be nice to. It's a strain." But here he was, on the second day of a scheduled 38-day shoot, being nice to people, organized, dealing with the strain.</w:t>
-        <w:br/>
-        <w:t>The cast of unknowns were mostly in their early 20's, and they treated the quiet Mr. Kureishi as a hip, friendly teacher, or maybe an older brother. He doesn't look like a film director; short and compactly built, he has long black hair and gentle, soft black eyes. His face is angelic, but he is slow to smile and slower to laugh, often affecting the kind of puzzled expression and crooked grin one sees in pouting children and hurt dogs.</w:t>
-        <w:br/>
-        <w:t>Not everything Mr. Kureishi has written, ranging from stage plays and screenplays to essays, stories and a novel, has been a striking success, but the title of his new film is certainly ironic in light of his own career. London hasn't killed Mr. Kureishi at all -- it has practically fallen at his feet. After the critical and commercial success of "Laundrette" (which earned him an Oscar nomination for best original screenplay), he was given an artistic blank check for his next film, "Sammy and Rosie Get Laid" (1987), which explored conservatism's collision with sexual liberation.</w:t>
-        <w:br/>
-        <w:t>Although the movie was a commercial and critical failure, it further established Mr. Kureishi as a writer of vision. He has consistently challenged the Merchant Ivory-Masterpiece Theater view of England as a country of white people with good accents eating strawberries, playing cricket and going fox hunting. Mr. Kureishi's England is a land of immigrants, gays, punks, drug dealers and race riots. His novel, "The Buddha of Suburbia," depicts an England unsure of how to assimilate its immigrants -- and immigrants unsure whether they want to be assimilated. The book has been translated into 23 languages.</w:t>
-        <w:br/>
-        <w:t>"London Kills Me," unlike Mr. Kureishi's other screenplays, doesn't feature race as an issue; the film is about a young white street urchin called Clint Eastwood who meets up with a gang of white drug dealers and moves into a squat, or house, with them in Notting Hill. Clint wants to go straight but needs a pair of shoes to get a job. "About two years ago, I met this guy in Notting Hill who didn't have a pair of shoes," Mr. Kureishi explained. "He'd stolen a pair from someone in his squat, but they'd found out, so he had to give them back. It seemed sort of funny and pathetic to me -- that all he needed was a pair of shoes."</w:t>
-        <w:br/>
-        <w:t>But the film is not about footware. "Drugs are high-risk capitalism," the director said, speaking the kind of lines he is apt to give his characters. "Ecstasy was the ultimate Thatcherite drug, because you could get blissed out on the weekend and still go to work Monday morning. Not like LSD. The kids around Portobello Road are into the 60's scene without the politics, just the culture. It's all about hedonism. The squatting scene is massive. So it was those two themes -- of young homelessness and drugs -- that came together in the film."</w:t>
-        <w:br/>
-        <w:t>The house the producers found is a former meditation center about to undergo complete renovation. "London Kills Me" turned it into a cinematic squat, with unintelligible graffiti spray-painted on the walls, mirrors smashed, the carpets trashed. Budgeted at $3 million, the production is clearly on the low end of the scale.</w:t>
-        <w:br/>
-        <w:t>"People will probably say the film is arrogant," Mr. Kureishi said. What do critics say about him? "His eagerness to shock is almost endearing," wrote James Wolcott in Vanity Fair. "Kureishi is a bourgeois-basher afraid of being branded bourgeois."</w:t>
-        <w:br/>
-        <w:t>Mr. Kureishi, whose novel won the Whitbread Prize for the best British fiction debut of 1990, has been praised by his friend Salman Rushdie, but, like Mr. Rushdie, he is not the most admired writer in the British Asian community. The loudest critics of "My Beautiful Laundrette" were Asians. In New York, members of the Pakistani Action Committee, angry about the film's depiction of their fellow nationals, picketed its release, waving placards with such slogans as " 'My Beautiful Laundrette' is the creation of a sick and perverted mind."</w:t>
-        <w:br/>
-        <w:t>Although Muslim characters are written about sympathetically in his novel, Mr. Kureishi said that he was brought up as an atheist. Born in 1954 to a working-class English mother and a middle-class Pakistani journalist, he grew up in the south London middle-class suburb of Bromley. "I was brought up really as an English child," he said. "My father was very Westernized -- he wasn't a practicing Muslim, for example, didn't believe in arranged marriages or practices that would have conflicted with what was around us. I wasn't influenced by Asian culture at all."</w:t>
-        <w:br/>
-        <w:t>There were few Asians in the Bromley area then. "It was a very worrying time," said Mr. Kureishi's father, Rafiushan, in an interview during the shooting of "London Kills Me." (Rafiushan Kureishi died last January.) "The English nature is to not say anything openly, but to keep it under. But people became outspoken about race -- they gave you a hassle when you went out." The senior Kureishi, perhaps his son's greatest champion, remembered the young Hanif as being "very difficult and extremely rude at times. He could be very arrogant."</w:t>
-        <w:br/>
-        <w:t>Having come of age in the late 60's, the director has put that era's anti-authoritarian sensibility into much of his work. The land squatters in "Sammy and Rosie" could be living in a 60's commune. Characters speak as if they're in a psychedelic Roger Corman film ("This stuff will chill you, man. Just tip it on your tongue . . . .") And the drug dealers in "London Kills Me" could have been Ken Kesey's Merry Pranksters hot off the bus.</w:t>
-        <w:br/>
-        <w:t>Of his new film, Mr. Kureishi said, "There'll be a lot of people who'll be expecting something which is much bigger and more complicated, I suppose, more ambitious."</w:t>
-        <w:br/>
-        <w:t>Faltering ambition has never been a problem with Mr. Kureishi. These days, however, following his father's death and a bout with back problems, he has decided to travel and take it easy for a while. Although he has no new projects planned, he has written a four-hour television adaptation of "The Buddha of Suburbia," which the BBC plans to film in September. This time, though, he is content to let someone else direct.</w:t>
-        <w:br/>
-        <w:br/>
-        <w:t>Graphic</w:t>
-        <w:br/>
-        <w:br/>
-        <w:t xml:space="preserve"> </w:t>
-        <w:br/>
-        <w:t>Photos: Emer McCourt, left, and Steven Mackintosh in "London Kills Me"--The themes of drugs and homeless young people come together. Hanif Kureishi during the filming of "London Kills Me." (Photographs by New Line Cinema)</w:t>
+        <w:t>Moving through his four periods in paired social groupings - such as ''Pupils and Masters,'' ''Actors and Playgoers,'' ''Masters and Workers,'' ''Homes and Holidays'' - Mr. Hibbert paints scenes teeming with detail that richly evoke the evolution of a wide range of social institutions: education, medicine, marriage, work, leisure, theater, commerce and, not least, eating. Anyone on a diet would be advised to postpone this book. So sensuous is the evocation of food, with page-long menus to exemplify the difference between cultural periods (one chapter is titled ''Roasted Chickens - Pease - Lobsters - Strawberries''), the reader is inspired to snack a great deal. And, since the book is as long as it is rich, one's appreciation of Mr. Hibbert's delectable style may be weighed on the scales. ''The English'' goes down like the buttered toast they invented: ''There is a way of roasting slices of buttered bread before the fire which is incomparable,'' a foreigner observed. ''One slice after another is taken and held to the fire with a fork till the butter soaks through the whole pile of slices. This is called toast.'' ''Toast'' also has an entry in the index.</w:t>
       </w:r>
     </w:p>
     <w:sectPr>

--- a/example_articles/countries/England/3.countries_England_New_York_Times.docx
+++ b/example_articles/countries/England/3.countries_England_New_York_Times.docx
@@ -7,7 +7,7 @@
         <w:pStyle w:val="Heading1"/>
       </w:pPr>
       <w:r>
-        <w:t>BUTTERED TOAST AND BOSWELL'S COW</w:t>
+        <w:t>THE ASTORS BATTLE A TV IMAGE</w:t>
       </w:r>
     </w:p>
     <w:p>
@@ -17,22 +17,22 @@
     </w:p>
     <w:p>
       <w:r>
-        <w:t>Date: 1987-04-12</w:t>
+        <w:t>Date: 1982-06-13</w:t>
       </w:r>
     </w:p>
     <w:p>
       <w:r>
-        <w:t>Section: Section 7; Page 11, Column 1; Book Review Desk; Review</w:t>
+        <w:t>Section: Section 2; Page 1, Column 4; Arts and Leisure Desk</w:t>
       </w:r>
     </w:p>
     <w:p>
       <w:r>
-        <w:t>Source file: NYT/49.DOCX</w:t>
+        <w:t>Source file: NYT/53.DOCX</w:t>
       </w:r>
     </w:p>
     <w:p>
       <w:r>
-        <w:t>Raw locations result, 'locations': ['England', 'NA']</w:t>
+        <w:t>Raw locations result, 'locations': ['England']</w:t>
       </w:r>
     </w:p>
     <w:p>
@@ -49,23 +49,69 @@
     </w:p>
     <w:p>
       <w:r>
-        <w:t>THE ENGLISH</w:t>
+        <w:t>''If you were my husband,'' Nancy Viscountess Astor once told Winston Churchill, ''I'd poison your coffee.'' ''If you were my wife,'' replied Churchill, ''I'd drink it.''</w:t>
         <w:br/>
-        <w:t>A Social History, 1066-1945. By Christopher Hibbert. Illustrated. 785 pp. New York: W. W. Norton &amp; Company. $32.95.</w:t>
+        <w:t>The drawing rooms of London buzzed gleefully with reports of that exchange, as they did time and time again with stories of Lady Astor's bons mots, outrageous deeds, controversial politics, dubious manners (she once spat at a columnist in one of the halls of the House of Commons), unceasing generosity, lavish entertaining at Clivedon, one of the great country houses in England, and untiring labor for her working-class constituency in Plymouth.</w:t>
         <w:br/>
-        <w:t>AS is only to be expected from a book succinctly titled ''The English,'' Christopher Hibbert has written a chronicle of 879 years of national culture that is not in the least bit French. I mean his ''social history'' has none of the marks of the annaliste school of French historians associated with such names as Lucien Febvre, Philippe Aries and Fernand Braudel, with its emphasis on long-term social changes, its reliance on demography and its pan-European interest in underlying economic causality. A self-avowed popular historian, Mr. Hibbert is the author of 24 previous volumes of biography and history, ranging from ''The Battle of Arnhem'' to ''The Personal History of Samuel Johnson'' and ''The Rise and Fall of the House of Medici'' (the last so enchanting that, reading it during a stay in Florence, I could barely get myself out the door to look at the monuments Mr. Hibbert described).</w:t>
+        <w:t>She created a considerable national commotion when she became the first woman to sit as a Member of the House of Commons. She then went on to be re-elected six times and served in Parliament a total of 25 years. (One Member of Parliament told her years later: ''When you first took your seat, I endured the same kind of embarrassment as I would if a lady invaded my bathroom.'' ''If I were as ugly as you,'' replied Lady Astor, ''I should have no fear of any lady invading my bathroom.'')</w:t>
         <w:br/>
-        <w:t>In an author's note, Mr. Hibbert explains that analysis is not his intent and that he had originally intended to call his massive new book ''Scenes of English Life.'' It would have been well had he done so, for the reader would not then have expected the more rigorous methods promised by the subtitle, ''A Social History.'' In place of analysis here we find anecdotes. The emphasis is local, the facts are fascinating, the tone is often amusing. This is Mr. Hibbert's description of the often riotous behavior of 18th-century London theater crowds during performances: ''Another night, at Drury Lane, 'in a wild freak of youthful extravagance', Boswell 'entertained the audience prodigiously', so he flattered himself, 'by imitating the lowing of a cow'. 'I was so successful in this boyish frolic that the universal cry of the galleries was, ''Encore the cow! Encore the cow!''. In the pride of my heart I attempted imitations of some other animals, but with very inferior effect. My reverend friend [his companion, Dr Hugh Blair], anxious for my fame, with the air of utmost gravity and earnestness addressed me thus: ''My dear sir, I would confine myself to the cow.'' ' ''</w:t>
+        <w:t>Lady Astor's two surviving sons hope to discourage US broadcasting of TV mini-series about her</w:t>
         <w:br/>
-        <w:t>Like Boswell, Mr. Hibbert confines himself to the cow - the successful trick in this case being his unending flow of anecdotes about such things as murderous medieval town-gown relations, Elizabethan barbershop music (while they waited, clients played on specially provided instruments), changes in pub hours during World War I. By turns witty and disgusting, fascinating and funny, the anecdotes are, as his structural rubrics make clear, most often theatrical and literary. English history from its birth at the Battle of Hastings to the dawn of its decline at the end of World War II is divided into four major sections: ''The Middle Ages,'' ''The Ages of Shakespeare and Milton,'' ''From Defoe to Cobbett'' and ''From the Victorians to Modern Times.''</w:t>
+        <w:t>The life of the feisty, Virginia-born beauty who married Waldorf Astor, heir to a vast fortune, is obviously the stuff that legends and television dramas are made of. Indeed, a nine-part BBC/Time-Life mini-series, entitled ''Nancy Astor'' and shown in England last winter, is now under consideration by ''Masterpiece Theater'' for public television here. An air date has yet to be set.</w:t>
         <w:br/>
-        <w:t>Defoe Mr. Hibbert calls ''the best authority for early eighteenth-century England that we have.'' As defensible as this proposition may be, it bespeaks an acceptance of Defoe's limitations as a source which could only be corrected by a demographic analysis based on patient raking through parish registers, a search for alternate nonliterary voices that might offer different testimony. Similarly, the sexual escapades recorded by Pepys and Boswell are the basis for the conclusion that ''there is no reason to suppose that the women [Boswell] and Pepys encountered were peculiarly accommodating. . . . Indeed, it seems, that most women in their day took pleasure in sex and were, like men, unselfconsciously intrigued by all its manifestations and quite ready to regard with indulgence the results of its illicit practice.'' While cultural attitudes toward sexuality in the 18th century did differ radically from the hypocritical prudishness of the well-meaning Victorian reformers Mr. Hibbert cites later, Pepys's and Boswell's sexual sketches can bear a very different class-based Continued on next page analysis than either they or Mr. Hibbert offer us.</w:t>
+        <w:t>And once again, Lady Astor is at the center of a controversy. It is really part of a larger question that is being asked increasingly these days as to just what liberties a dramatized biography should be permitted in portraying and interpreting the life of an historical figure. In this instance, the two surviving sons of Lady Astor, distressed at the television portrayal of their mother, which received mixed reviews from critics in Britain, have inquired of an American relative as to what might be done to discourage the broadcasting of the mini-series here.</w:t>
         <w:br/>
-        <w:t>''The English'' ought, by rights, to be insular in its focus, and in fact the Empire makes little appearance here except insofar as its economic force has a varying impact on the fortunes of Great Britain. The American colonies are mentioned merely in terms of the army conscription their rebellion required in 1779. The slave trade appears only in a couple of sentences telling us it was abolished in 1807. However, a few of the volume's many lush illustrations show black servants and minstrels, a constant refrain in working-class complaints is that they are treated like black slaves in America and the caption to one picture of early 18th-century Bristol notes that as many as 30,000 slaves left the port every year. (None of these items appear in the index under ''slaves,'' which cites only the temporary enslavement of vagabonds in Elizabethan England.) Given the often belletristic nature of the first three-quarters of the volume, it is hard to account for the remarkable change in tone from the descriptions of pre-industrial England to the statistically detailed horrors of the Victorian period when ''in 1847 paupers were put to bone-crushing: they were so ill fed that they fought each other for the putrid gristle from the horses' bones.'' The speed of narration - nine centuries in 700 pages - begins only in the Victorian era to operate like time-lapse photography; the landscape we have watched changing slowly now develops fissures in a flash, and a new, deeper abyss opens between the ruling elite and the masses of hideously suffering poor.</w:t>
+        <w:t>''She is made to appear not only as a sort of go-getter, but also a very superficial person who becomes egotistical, tyrannical and altogether objectionable,'' David Astor has written to Brooke Astor, a second cousin by marriage to Lady Astor and a prominent member of New York society.</w:t>
         <w:br/>
-        <w:t>For example, Mr. Hibbert juxtaposes the anecdotage of the anonymous ''My Secret Life'' (''You can always have a field girl. . . . Nobody cares'') with a commission report on children's employment that records the voice of a raped 13-year-old field girl. Here, since the Victorian reformers themselves supplied the documents, Mr. Hibbert is able to supply a corrective view. It would have been more difficult, but not impossible, for him to have supplied a similar perspective in the case of Boswell and Pepys.</w:t>
+        <w:t>''The explanation for the BBC team treating her in this way seems to be that they were trying to make it a dramatic human story and have therefore caricatured the latter part of her life,'' Mr. Astor wrote. ''We feel that we ought to be doing something to try to defend her reputation against this mishandling.''</w:t>
         <w:br/>
-        <w:t>Moving through his four periods in paired social groupings - such as ''Pupils and Masters,'' ''Actors and Playgoers,'' ''Masters and Workers,'' ''Homes and Holidays'' - Mr. Hibbert paints scenes teeming with detail that richly evoke the evolution of a wide range of social institutions: education, medicine, marriage, work, leisure, theater, commerce and, not least, eating. Anyone on a diet would be advised to postpone this book. So sensuous is the evocation of food, with page-long menus to exemplify the difference between cultural periods (one chapter is titled ''Roasted Chickens - Pease - Lobsters - Strawberries''), the reader is inspired to snack a great deal. And, since the book is as long as it is rich, one's appreciation of Mr. Hibbert's delectable style may be weighed on the scales. ''The English'' goes down like the buttered toast they invented: ''There is a way of roasting slices of buttered bread before the fire which is incomparable,'' a foreigner observed. ''One slice after another is taken and held to the fire with a fork till the butter soaks through the whole pile of slices. This is called toast.'' ''Toast'' also has an entry in the index.</w:t>
+        <w:t>Lady Astor's other surviving son, John Jacob Astor, wrote in a similar letter to Brooke Astor that the mini-series ''has proved to be very bad indeed, and unfair about Mama.''</w:t>
+        <w:br/>
+        <w:t>There is little that Mrs. Astor or any of the other Astors can do in way of legal action to stop the televising of the series here. Nor could they could have prevented the televising of it in England. Lady Astor died in 1964, a few weeks short of her 85th birthday, and under both British and American law, the dead cannot be libeled. In addition, any attempt at prior restraint in this country is traditionally viewed as unconstitutional because it violates the First Amendment, which guarantees freedom of speech and of the press.</w:t>
+        <w:br/>
+        <w:t>In telephone interviews from London, Lady Astor's two sons and a niece criticized the mini-series for what they said were its inaccuracies and a distorted portrait of their relative. David Astor said that he had been consulted by the BBC and shown the original scripts. He said the BBC made several changes in accordance with his suggestions, but that ''when I saw it on television, I got the shock of my life.''</w:t>
+        <w:br/>
+        <w:t>''The people making the film came to see me at the start and made it plain that they had to make it into a good story that would work as a film,'' Mr. Astor said. ''They were not interested in politics and her public life. They didn't know what to do with her career.  They were out of their depth and they turned her into somebody who is unrecognizable. They presented someone who could never win a general election, let alone win seven.''</w:t>
+        <w:br/>
+        <w:t>''Show biz at its worst,'' said Sir John. ''They underplayed the serious part of my mother. She was taken very seriously by the women social workers at the time. She did a lot for nursery schools. She was friendly with a lot of serious people, and if she had been just a cantankerous flibbertigibbet, she wouldn't have had those friends.  They passed over her visit to Russia with Bernard Shaw in a few seconds while spending a lot of time on scenes of my step-brother getting drunk in the mess.''</w:t>
+        <w:br/>
+        <w:t>Philip Hinchcliffe, producer of the mini-series, and Derek Marlowe, who wrote the scripts, greet these objections with skepticism.  ''I slightly take exception to the family trying to manipulate the program,'' said Mr. Hinchcliffe in a telephone interview from his home in England. ''My God, we fell over backwards to be fair. David read the scripts. He was very excited about them and flattering about them. He thought that Derek really had got Nancy Astor 75 percent or 80 percent correct.</w:t>
+        <w:br/>
+        <w:t>''What we are dealing with here is a discrepancy between the reading of the script and the final portrayal of the aging process,'' Mr. Hinchcliffe said. ''I think we're talking about the negative side of her character when she got old, which, in fact, everybody testified to. I think we're getting the family saying they don't like the unpleasant part of her character being played up.</w:t>
+        <w:br/>
+        <w:t>''If there had really been very strong protestations to Derek and myself, I think we would have felt honor bound to make quite substantial changes. What is sad about this and slightly annoying is that we got this positive response at first. I sort of breathed a huge sigh of relief and said, 'Well, thank God for that.' It's a great shock to have this happen now.''</w:t>
+        <w:br/>
+        <w:t>Mr. Marlowe, the writer, said that a number of changes had been made on David Astor's suggestions about Lady Astor's attitude toward the Germans just before World War II. Lady Astor and her husband believed in a policy of appeasement, Mr. Marlowe said, but were not pro-Nazi.</w:t>
+        <w:br/>
+        <w:t>''We cut certain things after David saw the scripts for purely technical reasons - because of money and to keep episodes down to their required length,'' Mr. Marlowe said. ''Nothing was actually changed. But seeing actors and actresses, seeing the landscape, is different from reading the script, and sometimes the whole thing comes to life in a different way than one anticipates.</w:t>
+        <w:br/>
+        <w:t>''I think he feels that she comes across unsympathetic to her audience and that, to the best of my ability, is true. She was incapable of giving love. It was one of her most destructive characteristics that she couldn't give love to the people closest to her. She was cold and probably vicious if she didn't get her way.''</w:t>
+        <w:br/>
+        <w:t>It is precisely this view of Lady Astor by Mr. Marlowe that the Astor family is objecting to.  ''She was a very warm woman,'' says Sir John. ''A lot of people came to her when they were in trouble. She had a hell of a relationship with her children. When you were sick as a child, she was very good at making you well. She was very good at massage.''</w:t>
+        <w:br/>
+        <w:t>There are a number of specific events that various members of the family say did not happen the way they are depicted in the television dramatization.</w:t>
+        <w:br/>
+        <w:t>''It's like a very cheap imaginary 'Gone With the Wind' made in Dallas,'' says Nancy Lancaster, Lady Astor's niece and fellow Virginian, who is particularly enraged by the depiction of life at Mirador, the ancestral home in Virginia. ''There's one scene where Lord Astor is making his own bed. Lord Astor making his own bed! In another place, they have a dinner party, supposedly at Mirador, where everyone is in tails and white tie. Well, you never sat down to dinner in white tie in the country.</w:t>
+        <w:br/>
+        <w:t>''Everyone who knew her was perfectly horrified by the film,'' she continued. ''I think it was a terrible thing for England to have done because, my goodness, she was good to England and she certainly did spend her life trying to help people.''</w:t>
+        <w:br/>
+        <w:t>Lady Alexandra Metcalfe, a longtime friend of the Astor family, in a letter published in The Times of London took exception to a scene in which Lady Astor in full evening regalia goes to meet Bobbie Shaw, her son from a previous marriage, the morning he was released from prison after serving time on a conviction of homosexuality.</w:t>
+        <w:br/>
+        <w:t>''On his release she did not go to the prison gates dressed in a diamond tiara and ermine,'' Lady Alexandra wrote. ''I met him and we had breakfast together before he went to the Astor house at Sandwich, where he remained for weeks.''</w:t>
+        <w:br/>
+        <w:t>Mr. Marlowe acknowledges that no such scene actually took place. He says he portrayed Lady Astor coming directly from a ball at Blenheim in the Astor Rolls-Royce early in the morning to wait at the prison gates for her son's release because ''it was symbolic.''</w:t>
+        <w:br/>
+        <w:t>''It's much more dramatic and more emotive that way,'' he said.  ''It shows a woman who bravely goes to see her son who has been convicted of a crime. Obviously, there's a certain amount of license in dramatizing a person's life.''</w:t>
+        <w:br/>
+        <w:t>Obviously, the Astor family does not think there should be.</w:t>
+        <w:br/>
+        <w:br/>
+        <w:t>Graphic</w:t>
+        <w:br/>
+        <w:br/>
+        <w:t xml:space="preserve"> </w:t>
+        <w:br/>
+        <w:t>Illustrations: photo of Lisa Harrow</w:t>
       </w:r>
     </w:p>
     <w:sectPr>

--- a/example_articles/countries/England/3.countries_England_New_York_Times.docx
+++ b/example_articles/countries/England/3.countries_England_New_York_Times.docx
@@ -7,7 +7,7 @@
         <w:pStyle w:val="Heading1"/>
       </w:pPr>
       <w:r>
-        <w:t>THE ASTORS BATTLE A TV IMAGE</w:t>
+        <w:t>A Century of the BBC, a 'Quasi-Mystical' Part of England's Psyche</w:t>
       </w:r>
     </w:p>
     <w:p>
@@ -17,17 +17,17 @@
     </w:p>
     <w:p>
       <w:r>
-        <w:t>Date: 1982-06-13</w:t>
+        <w:t>Date: 2022-04-04</w:t>
       </w:r>
     </w:p>
     <w:p>
       <w:r>
-        <w:t>Section: Section 2; Page 1, Column 4; Arts and Leisure Desk</w:t>
+        <w:t>Section: BOOKS</w:t>
       </w:r>
     </w:p>
     <w:p>
       <w:r>
-        <w:t>Source file: NYT/53.DOCX</w:t>
+        <w:t>Source file: NYT/9.DOCX</w:t>
       </w:r>
     </w:p>
     <w:p>
@@ -49,69 +49,65 @@
     </w:p>
     <w:p>
       <w:r>
-        <w:t>''If you were my husband,'' Nancy Viscountess Astor once told Winston Churchill, ''I'd poison your coffee.'' ''If you were my wife,'' replied Churchill, ''I'd drink it.''</w:t>
+        <w:t>David Hendy's "The BBC" looks back at 100 years of wartime reporting, dramas, satires and weather reports.</w:t>
         <w:br/>
-        <w:t>The drawing rooms of London buzzed gleefully with reports of that exchange, as they did time and time again with stories of Lady Astor's bons mots, outrageous deeds, controversial politics, dubious manners (she once spat at a columnist in one of the halls of the House of Commons), unceasing generosity, lavish entertaining at Clivedon, one of the great country houses in England, and untiring labor for her working-class constituency in Plymouth.</w:t>
+        <w:t>THE BBC</w:t>
         <w:br/>
-        <w:t>She created a considerable national commotion when she became the first woman to sit as a Member of the House of Commons. She then went on to be re-elected six times and served in Parliament a total of 25 years. (One Member of Parliament told her years later: ''When you first took your seat, I endured the same kind of embarrassment as I would if a lady invaded my bathroom.'' ''If I were as ugly as you,'' replied Lady Astor, ''I should have no fear of any lady invading my bathroom.'')</w:t>
+        <w:t>A Century on Air</w:t>
         <w:br/>
-        <w:t>Lady Astor's two surviving sons hope to discourage US broadcasting of TV mini-series about her</w:t>
+        <w:t>By David Hendy</w:t>
         <w:br/>
-        <w:t>The life of the feisty, Virginia-born beauty who married Waldorf Astor, heir to a vast fortune, is obviously the stuff that legends and television dramas are made of. Indeed, a nine-part BBC/Time-Life mini-series, entitled ''Nancy Astor'' and shown in England last winter, is now under consideration by ''Masterpiece Theater'' for public television here. An air date has yet to be set.</w:t>
+        <w:t>Illustrated. 638 pages. PublicAffairs. $38.</w:t>
         <w:br/>
-        <w:t>And once again, Lady Astor is at the center of a controversy. It is really part of a larger question that is being asked increasingly these days as to just what liberties a dramatized biography should be permitted in portraying and interpreting the life of an historical figure. In this instance, the two surviving sons of Lady Astor, distressed at the television portrayal of their mother, which received mixed reviews from critics in Britain, have inquired of an American relative as to what might be done to discourage the broadcasting of the mini-series here.</w:t>
+        <w:t>The British Broadcasting Corporation, the BBC — the Beeb — turns 100 this year. "Hullo, hullo, 2LO calling, 2LO calling," a few thousand listeners heard through the hissing ether at 6 p.m. on Nov. 14, 1922. "This is the British Broadcasting Company. 2LO. Stand by for one minute please!" What followed were short news and weather bulletins, read twice, the second time slowly so that listeners could take notes.</w:t>
         <w:br/>
-        <w:t>''She is made to appear not only as a sort of go-getter, but also a very superficial person who becomes egotistical, tyrannical and altogether objectionable,'' David Astor has written to Brooke Astor, a second cousin by marriage to Lady Astor and a prominent member of New York society.</w:t>
+        <w:t>David Hendy, in his thorough and engaging new book, "The BBC: A Century on Air," writes that you can't understand England without understanding the BBC. It occupies, he says, "a quasi-mystical place in the national psyche." It's just there, like the white cliffs of Dover.</w:t>
         <w:br/>
-        <w:t>''The explanation for the BBC team treating her in this way seems to be that they were trying to make it a dramatic human story and have therefore caricatured the latter part of her life,'' Mr. Astor wrote. ''We feel that we ought to be doing something to try to defend her reputation against this mishandling.''</w:t>
+        <w:t>The BBC sparked to life in the wake of World War I. Its founders included wounded veterans, and they were idealists. Civilization was in tatters; they hoped, through a new medium, to forge a common culture by giving listeners not necessarily what they wanted, but what they needed, to hear.</w:t>
         <w:br/>
-        <w:t>Lady Astor's other surviving son, John Jacob Astor, wrote in a similar letter to Brooke Astor that the mini-series ''has proved to be very bad indeed, and unfair about Mama.''</w:t>
+        <w:t>The audience was fed a fibrous diet of plays and concerts and talks and lectures; sports included Derby Day and Wimbledon. Announcers wore dinner jackets as well as their plummy accents, "as a courtesy to the live performers with whom they would be consorting." Catching the chimes of Big Ben before the evening news became a ritual for millions.</w:t>
         <w:br/>
-        <w:t>There is little that Mrs. Astor or any of the other Astors can do in way of legal action to stop the televising of the series here. Nor could they could have prevented the televising of it in England. Lady Astor died in 1964, a few weeks short of her 85th birthday, and under both British and American law, the dead cannot be libeled. In addition, any attempt at prior restraint in this country is traditionally viewed as unconstitutional because it violates the First Amendment, which guarantees freedom of speech and of the press.</w:t>
+        <w:t>Equipment was primitive. A framed notice by the microphone warned guest speakers, "If you sneeze or rustle papers you will DEAFEN THOUSANDS!!!"</w:t>
         <w:br/>
-        <w:t>In telephone interviews from London, Lady Astor's two sons and a niece criticized the mini-series for what they said were its inaccuracies and a distorted portrait of their relative. David Astor said that he had been consulted by the BBC and shown the original scripts. He said the BBC made several changes in accordance with his suggestions, but that ''when I saw it on television, I got the shock of my life.''</w:t>
+        <w:t>Radio was new; the BBC felt that it had to teach people how to listen. "To keep your mind from wandering," it advised, "you might wish to turn the lights out, or settle into your favorite armchair five minutes before the program starts; above all, you should remember that 'If you only listen with half an ear, you haven't a quarter of a right to criticize.'"</w:t>
         <w:br/>
-        <w:t>''The people making the film came to see me at the start and made it plain that they had to make it into a good story that would work as a film,'' Mr. Astor said. ''They were not interested in politics and her public life. They didn't know what to do with her career.  They were out of their depth and they turned her into somebody who is unrecognizable. They presented someone who could never win a general election, let alone win seven.''</w:t>
+        <w:t>The BBC gained a reputation for being a bit snooty, and soporific. One complaint can stand for many: "People do not want three hours of [expletive] 'King Lear' in verse when they get out of a 10-hour day in the [expletive] coal-pits, and [expletive] anybody who tries to tell them that they do."</w:t>
         <w:br/>
-        <w:t>''Show biz at its worst,'' said Sir John. ''They underplayed the serious part of my mother. She was taken very seriously by the women social workers at the time. She did a lot for nursery schools. She was friendly with a lot of serious people, and if she had been just a cantankerous flibbertigibbet, she wouldn't have had those friends.  They passed over her visit to Russia with Bernard Shaw in a few seconds while spending a lot of time on scenes of my step-brother getting drunk in the mess.''</w:t>
+        <w:t>The BBC took it from both sides. To mandarins like Virginia Woolf, it was irredeemably middlebrow; she referred to it as the "Betwixt and Between Company." The BBC loosened up over time and took increasing account of working-class and minority audiences, and of audiences who simply wanted to laugh.</w:t>
         <w:br/>
-        <w:t>Philip Hinchcliffe, producer of the mini-series, and Derek Marlowe, who wrote the scripts, greet these objections with skepticism.  ''I slightly take exception to the family trying to manipulate the program,'' said Mr. Hinchcliffe in a telephone interview from his home in England. ''My God, we fell over backwards to be fair. David read the scripts. He was very excited about them and flattering about them. He thought that Derek really had got Nancy Astor 75 percent or 80 percent correct.</w:t>
+        <w:t>The broadcaster was created by a Royal Charter; it has never been government-run, yet it must answer to government. Hendy recounts attempts to limit its editorial independence. Churchill and Thatcher were especially vocal critics: They felt there was something a bit pinko about the whole enterprise.</w:t>
         <w:br/>
-        <w:t>''What we are dealing with here is a discrepancy between the reading of the script and the final portrayal of the aging process,'' Mr. Hinchcliffe said. ''I think we're talking about the negative side of her character when she got old, which, in fact, everybody testified to. I think we're getting the family saying they don't like the unpleasant part of her character being played up.</w:t>
+        <w:t>The BBC's scrupulous reporting during World War II gave it lasting prestige across the world. It largely lived up to the motto of R.T. Clark, its senior news editor: to tell "the truth and nothing but the truth, even if the truth is horrible."</w:t>
         <w:br/>
-        <w:t>''If there had really been very strong protestations to Derek and myself, I think we would have felt honor bound to make quite substantial changes. What is sad about this and slightly annoying is that we got this positive response at first. I sort of breathed a huge sigh of relief and said, 'Well, thank God for that.' It's a great shock to have this happen now.''</w:t>
+        <w:t>During wartime, the company occasionally broadcast from a safer perch. When announcers intoned "This is London," with British phlegm, they were often in a countryside manor. The London headquarters took a direct hit from a bomb in October 1940; the reader of the evening news "paused for a split second to blow the plaster and soot off the script in front of him before carrying on with the rest of the bulletin." Seven people were killed in the attack. After the war, the BBC's foreign services became a prop to the Commonwealth, the new euphemism for "empire."</w:t>
         <w:br/>
-        <w:t>Mr. Marlowe, the writer, said that a number of changes had been made on David Astor's suggestions about Lady Astor's attitude toward the Germans just before World War II. Lady Astor and her husband believed in a policy of appeasement, Mr. Marlowe said, but were not pro-Nazi.</w:t>
+        <w:t>One of this book's best set pieces is of the BBC's wall-to-wall televised coverage of Queen Elizabeth II's coronation in 1953. One reporter referred to it as "C-Day." This sort of thing had never been on TV before. The hard part, Hendy writes, was "persuading royal officials that mere subjects had a right to witness the ceremony in the first place."</w:t>
         <w:br/>
-        <w:t>''We cut certain things after David saw the scripts for purely technical reasons - because of money and to keep episodes down to their required length,'' Mr. Marlowe said. ''Nothing was actually changed. But seeing actors and actresses, seeing the landscape, is different from reading the script, and sometimes the whole thing comes to life in a different way than one anticipates.</w:t>
+        <w:t>Over time the BBC's tentacles grew longer and more varied: Clusters of radio and television stations catered to different demographics. Competitors crept in.</w:t>
         <w:br/>
-        <w:t>''I think he feels that she comes across unsympathetic to her audience and that, to the best of my ability, is true. She was incapable of giving love. It was one of her most destructive characteristics that she couldn't give love to the people closest to her. She was cold and probably vicious if she didn't get her way.''</w:t>
+        <w:t>The satire boom of the postwar era arrived, led by "The Goon Show," which ran from 1951 to 1960. There were TV dramas from iconic talents like Ken Loach and Dennis Potter. The BBC began to take the critic Clive James's advice: "Anemic high art is less worth having than low art with guts."</w:t>
         <w:br/>
-        <w:t>It is precisely this view of Lady Astor by Mr. Marlowe that the Astor family is objecting to.  ''She was a very warm woman,'' says Sir John. ''A lot of people came to her when they were in trouble. She had a hell of a relationship with her children. When you were sick as a child, she was very good at making you well. She was very good at massage.''</w:t>
+        <w:t>Language battles fought at the company are never dull to read about. For decades, "bloody" could be used only rarely and "bugger" not at all. One internal stylebook, Hendy writes, "included a ban on jokes about lavatories or 'effeminacy in men' as well as any 'suggestive references' to subjects such as 'Honeymoon Couples, Chambermaids, Fig leaves, Prostitution, Ladies' underwear, e.g. winter draws on, Animal habits, e.g. rabbits, Lodgers, Commercial travelers."</w:t>
         <w:br/>
-        <w:t>There are a number of specific events that various members of the family say did not happen the way they are depicted in the television dramatization.</w:t>
+        <w:t>The eclectic and influential disc jockey John Peel was brought in; so, alas, was the cigar-chomping comic Jimmy Savile, the zany-uncle host of shows like "Top of the Pops," who was found after his death in 2011 to have molested dozens if not hundreds of children across five decades. An inquiry found that the BBC did not do nearly enough to stop him.</w:t>
         <w:br/>
-        <w:t>''It's like a very cheap imaginary 'Gone With the Wind' made in Dallas,'' says Nancy Lancaster, Lady Astor's niece and fellow Virginian, who is particularly enraged by the depiction of life at Mirador, the ancestral home in Virginia. ''There's one scene where Lord Astor is making his own bed. Lord Astor making his own bed! In another place, they have a dinner party, supposedly at Mirador, where everyone is in tails and white tie. Well, you never sat down to dinner in white tie in the country.</w:t>
+        <w:t>The BBC's nature documentaries were pathbreaking, and big hits. (They left James "slack-jawed with wonder and respect.") Hendy walks us through how, under David Attenborough, these things got made. They take years, enormous staffs and a global network of freelancers willing to sit out in the cold and rain to get the money shots.</w:t>
         <w:br/>
-        <w:t>''Everyone who knew her was perfectly horrified by the film,'' she continued. ''I think it was a terrible thing for England to have done because, my goodness, she was good to England and she certainly did spend her life trying to help people.''</w:t>
+        <w:t>Attenborough was told, early on, that he couldn't appear onscreen because his teeth were too big. Richard Dawkins has written, in his memoirs, about how difficult it is to talk while walking backward, a crucial skill for any BBC documentary host.</w:t>
         <w:br/>
-        <w:t>Lady Alexandra Metcalfe, a longtime friend of the Astor family, in a letter published in The Times of London took exception to a scene in which Lady Astor in full evening regalia goes to meet Bobbie Shaw, her son from a previous marriage, the morning he was released from prison after serving time on a conviction of homosexuality.</w:t>
+        <w:t>More recent BBC hits include the reality series "Strictly Come Dancing," the brainy documentaries of Louis Theroux and the comedy-drama series "I May Destroy You."</w:t>
         <w:br/>
-        <w:t>''On his release she did not go to the prison gates dressed in a diamond tiara and ermine,'' Lady Alexandra wrote. ''I met him and we had breakfast together before he went to the Astor house at Sandwich, where he remained for weeks.''</w:t>
+        <w:t>The right has retained its distrust of the BBC, including up-to-date complaints about wokeness; it would like to see it become smaller and more "distinctive," in the manner of PBS and NPR. These American stations have had nothing like the BBC's cultural impact — though Greg Jackson, in his story collection "Prodigals," was correct to refer to Terry Gross as the "Catcher in the WHYY."</w:t>
         <w:br/>
-        <w:t>Mr. Marlowe acknowledges that no such scene actually took place. He says he portrayed Lady Astor coming directly from a ball at Blenheim in the Astor Rolls-Royce early in the morning to wait at the prison gates for her son's release because ''it was symbolic.''</w:t>
+        <w:t>Hendy can be critical of the company, but at heart he's a fan. He reports that across any given week, more than 91 percent of British households use one BBC service or another. He cites academic surveys showing that the broadcaster's news output is, if anything, tilted slightly to the right.</w:t>
         <w:br/>
-        <w:t>''It's much more dramatic and more emotive that way,'' he said.  ''It shows a woman who bravely goes to see her son who has been convicted of a crime. Obviously, there's a certain amount of license in dramatizing a person's life.''</w:t>
+        <w:t>The BBC can still be snoozy. I'm not the only person I know who, at least before Putin rattled the world's cage, listened to the BBC World Service app at bedtime because it's an aural sleeping pill.</w:t>
         <w:br/>
-        <w:t>Obviously, the Astor family does not think there should be.</w:t>
+        <w:t>I deserve to lose style points for borrowing Hendy's last lines for my own, but he puts it simply about the BBC's precarious position: "We sometimes never know just how much we need or want something until it is gone."</w:t>
         <w:br/>
+        <w:t xml:space="preserve">Dwight Garner has been a book critic for The Times since 2008. His most recent book is "Garner's Quotations: A Modern Miscellany." The BBC: A Century on Air By David Hendy Illustrated. 638 pages.  PublicAffairs. $38. </w:t>
         <w:br/>
-        <w:t>Graphic</w:t>
-        <w:br/>
-        <w:br/>
-        <w:t xml:space="preserve"> </w:t>
-        <w:br/>
-        <w:t>Illustrations: photo of Lisa Harrow</w:t>
+        <w:t>PHOTOS: David Graham, who was involved in the BBC's broadcasts to Germany in World War II. (PHOTOGRAPH BY BBC); David Hendy</w:t>
       </w:r>
     </w:p>
     <w:sectPr>
